--- a/tillsyn/A 8219-2025 tillsynsbegäran.docx
+++ b/tillsyn/A 8219-2025 tillsynsbegäran.docx
@@ -1551,7 +1551,7 @@
     <w:r>
       <w:tab/>
       <w:tab/>
-      <w:t>2026-09-14</w:t>
+      <w:t>2026-09-15</w:t>
       <w:br/>
       <w:br/>
     </w:r>

--- a/tillsyn/A 8219-2025 tillsynsbegäran.docx
+++ b/tillsyn/A 8219-2025 tillsynsbegäran.docx
@@ -1551,7 +1551,7 @@
     <w:r>
       <w:tab/>
       <w:tab/>
-      <w:t>2026-09-15</w:t>
+      <w:t>2026-09-16</w:t>
       <w:br/>
       <w:br/>
     </w:r>

--- a/tillsyn/A 8219-2025 tillsynsbegäran.docx
+++ b/tillsyn/A 8219-2025 tillsynsbegäran.docx
@@ -1551,7 +1551,7 @@
     <w:r>
       <w:tab/>
       <w:tab/>
-      <w:t>2026-09-16</w:t>
+      <w:t>2026-09-17</w:t>
       <w:br/>
       <w:br/>
     </w:r>

--- a/tillsyn/A 8219-2025 tillsynsbegäran.docx
+++ b/tillsyn/A 8219-2025 tillsynsbegäran.docx
@@ -1551,7 +1551,7 @@
     <w:r>
       <w:tab/>
       <w:tab/>
-      <w:t>2026-09-17</w:t>
+      <w:t>2026-09-18</w:t>
       <w:br/>
       <w:br/>
     </w:r>

--- a/tillsyn/A 8219-2025 tillsynsbegäran.docx
+++ b/tillsyn/A 8219-2025 tillsynsbegäran.docx
@@ -1551,7 +1551,7 @@
     <w:r>
       <w:tab/>
       <w:tab/>
-      <w:t>2026-09-18</w:t>
+      <w:t>2026-09-19</w:t>
       <w:br/>
       <w:br/>
     </w:r>

--- a/tillsyn/A 8219-2025 tillsynsbegäran.docx
+++ b/tillsyn/A 8219-2025 tillsynsbegäran.docx
@@ -1551,7 +1551,7 @@
     <w:r>
       <w:tab/>
       <w:tab/>
-      <w:t>2026-09-19</w:t>
+      <w:t>2026-09-21</w:t>
       <w:br/>
       <w:br/>
     </w:r>

--- a/tillsyn/A 8219-2025 tillsynsbegäran.docx
+++ b/tillsyn/A 8219-2025 tillsynsbegäran.docx
@@ -1551,7 +1551,7 @@
     <w:r>
       <w:tab/>
       <w:tab/>
-      <w:t>2026-09-21</w:t>
+      <w:t>2026-09-23</w:t>
       <w:br/>
       <w:br/>
     </w:r>

--- a/tillsyn/A 8219-2025 tillsynsbegäran.docx
+++ b/tillsyn/A 8219-2025 tillsynsbegäran.docx
@@ -1551,7 +1551,7 @@
     <w:r>
       <w:tab/>
       <w:tab/>
-      <w:t>2026-09-23</w:t>
+      <w:t>2026-09-24</w:t>
       <w:br/>
       <w:br/>
     </w:r>

--- a/tillsyn/A 8219-2025 tillsynsbegäran.docx
+++ b/tillsyn/A 8219-2025 tillsynsbegäran.docx
@@ -1551,7 +1551,7 @@
     <w:r>
       <w:tab/>
       <w:tab/>
-      <w:t>2026-09-24</w:t>
+      <w:t>2026-09-25</w:t>
       <w:br/>
       <w:br/>
     </w:r>

--- a/tillsyn/A 8219-2025 tillsynsbegäran.docx
+++ b/tillsyn/A 8219-2025 tillsynsbegäran.docx
@@ -1551,7 +1551,7 @@
     <w:r>
       <w:tab/>
       <w:tab/>
-      <w:t>2026-09-25</w:t>
+      <w:t>2026-09-26</w:t>
       <w:br/>
       <w:br/>
     </w:r>

--- a/tillsyn/A 8219-2025 tillsynsbegäran.docx
+++ b/tillsyn/A 8219-2025 tillsynsbegäran.docx
@@ -1551,7 +1551,7 @@
     <w:r>
       <w:tab/>
       <w:tab/>
-      <w:t>2026-09-26</w:t>
+      <w:t>2026-09-27</w:t>
       <w:br/>
       <w:br/>
     </w:r>

--- a/tillsyn/A 8219-2025 tillsynsbegäran.docx
+++ b/tillsyn/A 8219-2025 tillsynsbegäran.docx
@@ -1551,7 +1551,7 @@
     <w:r>
       <w:tab/>
       <w:tab/>
-      <w:t>2026-09-27</w:t>
+      <w:t>2026-09-28</w:t>
       <w:br/>
       <w:br/>
     </w:r>

--- a/tillsyn/A 8219-2025 tillsynsbegäran.docx
+++ b/tillsyn/A 8219-2025 tillsynsbegäran.docx
@@ -1551,7 +1551,7 @@
     <w:r>
       <w:tab/>
       <w:tab/>
-      <w:t>2026-09-28</w:t>
+      <w:t>2026-09-29</w:t>
       <w:br/>
       <w:br/>
     </w:r>

--- a/tillsyn/A 8219-2025 tillsynsbegäran.docx
+++ b/tillsyn/A 8219-2025 tillsynsbegäran.docx
@@ -1551,7 +1551,7 @@
     <w:r>
       <w:tab/>
       <w:tab/>
-      <w:t>2026-09-29</w:t>
+      <w:t>2026-09-30</w:t>
       <w:br/>
       <w:br/>
     </w:r>

--- a/tillsyn/A 8219-2025 tillsynsbegäran.docx
+++ b/tillsyn/A 8219-2025 tillsynsbegäran.docx
@@ -1551,7 +1551,7 @@
     <w:r>
       <w:tab/>
       <w:tab/>
-      <w:t>2026-09-30</w:t>
+      <w:t>2026-10-01</w:t>
       <w:br/>
       <w:br/>
     </w:r>

--- a/tillsyn/A 8219-2025 tillsynsbegäran.docx
+++ b/tillsyn/A 8219-2025 tillsynsbegäran.docx
@@ -1551,7 +1551,7 @@
     <w:r>
       <w:tab/>
       <w:tab/>
-      <w:t>2026-10-01</w:t>
+      <w:t>2026-10-02</w:t>
       <w:br/>
       <w:br/>
     </w:r>

--- a/tillsyn/A 8219-2025 tillsynsbegäran.docx
+++ b/tillsyn/A 8219-2025 tillsynsbegäran.docx
@@ -1551,7 +1551,7 @@
     <w:r>
       <w:tab/>
       <w:tab/>
-      <w:t>2026-10-02</w:t>
+      <w:t>2026-10-03</w:t>
       <w:br/>
       <w:br/>
     </w:r>

--- a/tillsyn/A 8219-2025 tillsynsbegäran.docx
+++ b/tillsyn/A 8219-2025 tillsynsbegäran.docx
@@ -1551,7 +1551,7 @@
     <w:r>
       <w:tab/>
       <w:tab/>
-      <w:t>2026-10-03</w:t>
+      <w:t>2026-10-04</w:t>
       <w:br/>
       <w:br/>
     </w:r>

--- a/tillsyn/A 8219-2025 tillsynsbegäran.docx
+++ b/tillsyn/A 8219-2025 tillsynsbegäran.docx
@@ -1551,7 +1551,7 @@
     <w:r>
       <w:tab/>
       <w:tab/>
-      <w:t>2026-10-04</w:t>
+      <w:t>2026-10-05</w:t>
       <w:br/>
       <w:br/>
     </w:r>

--- a/tillsyn/A 8219-2025 tillsynsbegäran.docx
+++ b/tillsyn/A 8219-2025 tillsynsbegäran.docx
@@ -1551,7 +1551,7 @@
     <w:r>
       <w:tab/>
       <w:tab/>
-      <w:t>2026-10-05</w:t>
+      <w:t>2026-10-06</w:t>
       <w:br/>
       <w:br/>
     </w:r>

--- a/tillsyn/A 8219-2025 tillsynsbegäran.docx
+++ b/tillsyn/A 8219-2025 tillsynsbegäran.docx
@@ -1551,7 +1551,7 @@
     <w:r>
       <w:tab/>
       <w:tab/>
-      <w:t>2026-10-06</w:t>
+      <w:t>2026-10-07</w:t>
       <w:br/>
       <w:br/>
     </w:r>

--- a/tillsyn/A 8219-2025 tillsynsbegäran.docx
+++ b/tillsyn/A 8219-2025 tillsynsbegäran.docx
@@ -1551,7 +1551,7 @@
     <w:r>
       <w:tab/>
       <w:tab/>
-      <w:t>2026-10-07</w:t>
+      <w:t>2026-10-08</w:t>
       <w:br/>
       <w:br/>
     </w:r>

--- a/tillsyn/A 8219-2025 tillsynsbegäran.docx
+++ b/tillsyn/A 8219-2025 tillsynsbegäran.docx
@@ -1551,7 +1551,7 @@
     <w:r>
       <w:tab/>
       <w:tab/>
-      <w:t>2026-10-08</w:t>
+      <w:t>2026-10-09</w:t>
       <w:br/>
       <w:br/>
     </w:r>

--- a/tillsyn/A 8219-2025 tillsynsbegäran.docx
+++ b/tillsyn/A 8219-2025 tillsynsbegäran.docx
@@ -1551,7 +1551,7 @@
     <w:r>
       <w:tab/>
       <w:tab/>
-      <w:t>2026-10-09</w:t>
+      <w:t>2026-10-10</w:t>
       <w:br/>
       <w:br/>
     </w:r>

--- a/tillsyn/A 8219-2025 tillsynsbegäran.docx
+++ b/tillsyn/A 8219-2025 tillsynsbegäran.docx
@@ -1551,7 +1551,7 @@
     <w:r>
       <w:tab/>
       <w:tab/>
-      <w:t>2026-10-10</w:t>
+      <w:t>2026-10-11</w:t>
       <w:br/>
       <w:br/>
     </w:r>

--- a/tillsyn/A 8219-2025 tillsynsbegäran.docx
+++ b/tillsyn/A 8219-2025 tillsynsbegäran.docx
@@ -1551,7 +1551,7 @@
     <w:r>
       <w:tab/>
       <w:tab/>
-      <w:t>2026-10-11</w:t>
+      <w:t>2026-10-12</w:t>
       <w:br/>
       <w:br/>
     </w:r>

--- a/tillsyn/A 8219-2025 tillsynsbegäran.docx
+++ b/tillsyn/A 8219-2025 tillsynsbegäran.docx
@@ -1551,7 +1551,7 @@
     <w:r>
       <w:tab/>
       <w:tab/>
-      <w:t>2026-10-12</w:t>
+      <w:t>2026-10-13</w:t>
       <w:br/>
       <w:br/>
     </w:r>

--- a/tillsyn/A 8219-2025 tillsynsbegäran.docx
+++ b/tillsyn/A 8219-2025 tillsynsbegäran.docx
@@ -1551,7 +1551,7 @@
     <w:r>
       <w:tab/>
       <w:tab/>
-      <w:t>2026-10-13</w:t>
+      <w:t>2026-10-14</w:t>
       <w:br/>
       <w:br/>
     </w:r>

--- a/tillsyn/A 8219-2025 tillsynsbegäran.docx
+++ b/tillsyn/A 8219-2025 tillsynsbegäran.docx
@@ -1551,7 +1551,7 @@
     <w:r>
       <w:tab/>
       <w:tab/>
-      <w:t>2026-10-14</w:t>
+      <w:t>2026-10-15</w:t>
       <w:br/>
       <w:br/>
     </w:r>

--- a/tillsyn/A 8219-2025 tillsynsbegäran.docx
+++ b/tillsyn/A 8219-2025 tillsynsbegäran.docx
@@ -1551,7 +1551,7 @@
     <w:r>
       <w:tab/>
       <w:tab/>
-      <w:t>2026-10-15</w:t>
+      <w:t>2026-10-16</w:t>
       <w:br/>
       <w:br/>
     </w:r>

--- a/tillsyn/A 8219-2025 tillsynsbegäran.docx
+++ b/tillsyn/A 8219-2025 tillsynsbegäran.docx
@@ -1551,7 +1551,7 @@
     <w:r>
       <w:tab/>
       <w:tab/>
-      <w:t>2026-10-16</w:t>
+      <w:t>2026-10-17</w:t>
       <w:br/>
       <w:br/>
     </w:r>

--- a/tillsyn/A 8219-2025 tillsynsbegäran.docx
+++ b/tillsyn/A 8219-2025 tillsynsbegäran.docx
@@ -1551,7 +1551,7 @@
     <w:r>
       <w:tab/>
       <w:tab/>
-      <w:t>2026-10-17</w:t>
+      <w:t>2026-10-18</w:t>
       <w:br/>
       <w:br/>
     </w:r>

--- a/tillsyn/A 8219-2025 tillsynsbegäran.docx
+++ b/tillsyn/A 8219-2025 tillsynsbegäran.docx
@@ -1551,7 +1551,7 @@
     <w:r>
       <w:tab/>
       <w:tab/>
-      <w:t>2026-10-18</w:t>
+      <w:t>2026-10-19</w:t>
       <w:br/>
       <w:br/>
     </w:r>

--- a/tillsyn/A 8219-2025 tillsynsbegäran.docx
+++ b/tillsyn/A 8219-2025 tillsynsbegäran.docx
@@ -1551,7 +1551,7 @@
     <w:r>
       <w:tab/>
       <w:tab/>
-      <w:t>2026-10-19</w:t>
+      <w:t>2026-10-20</w:t>
       <w:br/>
       <w:br/>
     </w:r>

--- a/tillsyn/A 8219-2025 tillsynsbegäran.docx
+++ b/tillsyn/A 8219-2025 tillsynsbegäran.docx
@@ -1551,7 +1551,7 @@
     <w:r>
       <w:tab/>
       <w:tab/>
-      <w:t>2026-10-20</w:t>
+      <w:t>2026-10-21</w:t>
       <w:br/>
       <w:br/>
     </w:r>

--- a/tillsyn/A 8219-2025 tillsynsbegäran.docx
+++ b/tillsyn/A 8219-2025 tillsynsbegäran.docx
@@ -1551,7 +1551,7 @@
     <w:r>
       <w:tab/>
       <w:tab/>
-      <w:t>2026-10-21</w:t>
+      <w:t>2026-10-22</w:t>
       <w:br/>
       <w:br/>
     </w:r>

--- a/tillsyn/A 8219-2025 tillsynsbegäran.docx
+++ b/tillsyn/A 8219-2025 tillsynsbegäran.docx
@@ -1551,7 +1551,7 @@
     <w:r>
       <w:tab/>
       <w:tab/>
-      <w:t>2026-10-22</w:t>
+      <w:t>2026-10-23</w:t>
       <w:br/>
       <w:br/>
     </w:r>

--- a/tillsyn/A 8219-2025 tillsynsbegäran.docx
+++ b/tillsyn/A 8219-2025 tillsynsbegäran.docx
@@ -1551,7 +1551,7 @@
     <w:r>
       <w:tab/>
       <w:tab/>
-      <w:t>2026-10-23</w:t>
+      <w:t>2026-10-24</w:t>
       <w:br/>
       <w:br/>
     </w:r>

--- a/tillsyn/A 8219-2025 tillsynsbegäran.docx
+++ b/tillsyn/A 8219-2025 tillsynsbegäran.docx
@@ -1551,7 +1551,7 @@
     <w:r>
       <w:tab/>
       <w:tab/>
-      <w:t>2026-10-24</w:t>
+      <w:t>2026-10-25</w:t>
       <w:br/>
       <w:br/>
     </w:r>

--- a/tillsyn/A 8219-2025 tillsynsbegäran.docx
+++ b/tillsyn/A 8219-2025 tillsynsbegäran.docx
@@ -1551,7 +1551,7 @@
     <w:r>
       <w:tab/>
       <w:tab/>
-      <w:t>2026-10-25</w:t>
+      <w:t>2026-10-26</w:t>
       <w:br/>
       <w:br/>
     </w:r>

--- a/tillsyn/A 8219-2025 tillsynsbegäran.docx
+++ b/tillsyn/A 8219-2025 tillsynsbegäran.docx
@@ -1551,7 +1551,7 @@
     <w:r>
       <w:tab/>
       <w:tab/>
-      <w:t>2026-10-26</w:t>
+      <w:t>2026-10-27</w:t>
       <w:br/>
       <w:br/>
     </w:r>

--- a/tillsyn/A 8219-2025 tillsynsbegäran.docx
+++ b/tillsyn/A 8219-2025 tillsynsbegäran.docx
@@ -1551,7 +1551,7 @@
     <w:r>
       <w:tab/>
       <w:tab/>
-      <w:t>2026-10-27</w:t>
+      <w:t>2026-10-28</w:t>
       <w:br/>
       <w:br/>
     </w:r>

--- a/tillsyn/A 8219-2025 tillsynsbegäran.docx
+++ b/tillsyn/A 8219-2025 tillsynsbegäran.docx
@@ -65,7 +65,7 @@
     </w:p>
     <w:p>
       <w:r>
-        <w:t>I och inom 15 meter från avverkningsanmälan finns fynd av 26 naturvårdsarter, varav 19 är rödlistade, 2 är fridlysta, 21 är typiska (T) och 7 är signalarter (S): garnlav (VU, T), grantickeporing (VU), gränsticka (VU, T), smalskaftslav (VU), tajgaskinn (VU), brunpudrad nållav (NT, T), doftskinn (NT, T), gammelgransskål (NT, T), harticka (NT, T), lunglav (NT, T), rosenticka (NT, T), rynkskinn (NT, T), rödbrun blekspik (NT, T), skrovellav (NT, T), skuggblåslav (NT, T), tretåig hackspett (NT, T, §4), ullticka (NT, T), vedtrappmossa (NT, T), vitgrynig nållav (NT), blodticka (S, T), bårdlav (S, T), korallrot (S, T, §8), strutbräken (S, T), svavelriska (S), trådticka (S, T) och vedticka (S, T). Se Figur 1.</w:t>
+        <w:t>I och inom 15 meter från avverkningsanmälan finns fynd av 27 naturvårdsarter, varav 19 är rödlistade, 3 är fridlysta, 21 är typiska (T) och 7 är signalarter (S): garnlav (VU, T), grantickeporing (VU), gränsticka (VU, T), smalskaftslav (VU), tajgaskinn (VU), brunpudrad nållav (NT, T), doftskinn (NT, T), gammelgransskål (NT, T), harticka (NT, T), lunglav (NT, T), rosenticka (NT, T), rynkskinn (NT, T), rödbrun blekspik (NT, T), skrovellav (NT, T), skuggblåslav (NT, T), tretåig hackspett (NT, T, §4), ullticka (NT, T), vedtrappmossa (NT, T), vitgrynig nållav (NT), blodticka (S, T), bårdlav (S, T), korallrot (S, T, §8), strutbräken (S, T), svavelriska (S), trådticka (S, T), vedticka (S, T) och fläcknycklar (§8). Se Figur 1.</w:t>
       </w:r>
     </w:p>
     <w:p>
@@ -1551,7 +1551,7 @@
     <w:r>
       <w:tab/>
       <w:tab/>
-      <w:t>2026-10-28</w:t>
+      <w:t>2026-10-29</w:t>
       <w:br/>
       <w:br/>
     </w:r>

--- a/tillsyn/A 8219-2025 tillsynsbegäran.docx
+++ b/tillsyn/A 8219-2025 tillsynsbegäran.docx
@@ -1551,7 +1551,7 @@
     <w:r>
       <w:tab/>
       <w:tab/>
-      <w:t>2026-10-29</w:t>
+      <w:t>2026-10-31</w:t>
       <w:br/>
       <w:br/>
     </w:r>
